--- a/tillsyn/A 63112-2020 tillsynsbegäran.docx
+++ b/tillsyn/A 63112-2020 tillsynsbegäran.docx
@@ -242,7 +242,7 @@
     <w:r>
       <w:tab/>
       <w:tab/>
-      <w:t>2025-11-15</w:t>
+      <w:t>2025-11-20</w:t>
       <w:br/>
       <w:br/>
     </w:r>

--- a/tillsyn/A 63112-2020 tillsynsbegäran.docx
+++ b/tillsyn/A 63112-2020 tillsynsbegäran.docx
@@ -242,7 +242,7 @@
     <w:r>
       <w:tab/>
       <w:tab/>
-      <w:t>2025-11-20</w:t>
+      <w:t>2025-11-21</w:t>
       <w:br/>
       <w:br/>
     </w:r>

--- a/tillsyn/A 63112-2020 tillsynsbegäran.docx
+++ b/tillsyn/A 63112-2020 tillsynsbegäran.docx
@@ -242,7 +242,7 @@
     <w:r>
       <w:tab/>
       <w:tab/>
-      <w:t>2025-11-21</w:t>
+      <w:t>2025-11-22</w:t>
       <w:br/>
       <w:br/>
     </w:r>

--- a/tillsyn/A 63112-2020 tillsynsbegäran.docx
+++ b/tillsyn/A 63112-2020 tillsynsbegäran.docx
@@ -242,7 +242,7 @@
     <w:r>
       <w:tab/>
       <w:tab/>
-      <w:t>2025-11-22</w:t>
+      <w:t>2025-11-23</w:t>
       <w:br/>
       <w:br/>
     </w:r>

--- a/tillsyn/A 63112-2020 tillsynsbegäran.docx
+++ b/tillsyn/A 63112-2020 tillsynsbegäran.docx
@@ -242,7 +242,7 @@
     <w:r>
       <w:tab/>
       <w:tab/>
-      <w:t>2025-11-23</w:t>
+      <w:t>2025-11-24</w:t>
       <w:br/>
       <w:br/>
     </w:r>

--- a/tillsyn/A 63112-2020 tillsynsbegäran.docx
+++ b/tillsyn/A 63112-2020 tillsynsbegäran.docx
@@ -242,7 +242,7 @@
     <w:r>
       <w:tab/>
       <w:tab/>
-      <w:t>2025-11-24</w:t>
+      <w:t>2025-11-25</w:t>
       <w:br/>
       <w:br/>
     </w:r>

--- a/tillsyn/A 63112-2020 tillsynsbegäran.docx
+++ b/tillsyn/A 63112-2020 tillsynsbegäran.docx
@@ -242,7 +242,7 @@
     <w:r>
       <w:tab/>
       <w:tab/>
-      <w:t>2025-11-25</w:t>
+      <w:t>2025-11-26</w:t>
       <w:br/>
       <w:br/>
     </w:r>

--- a/tillsyn/A 63112-2020 tillsynsbegäran.docx
+++ b/tillsyn/A 63112-2020 tillsynsbegäran.docx
@@ -242,7 +242,7 @@
     <w:r>
       <w:tab/>
       <w:tab/>
-      <w:t>2025-11-26</w:t>
+      <w:t>2025-11-27</w:t>
       <w:br/>
       <w:br/>
     </w:r>
